--- a/public/docxTemplate/训练报告.docx
+++ b/public/docxTemplate/训练报告.docx
@@ -1638,8 +1638,6 @@
           <w:lang w:val="en-US" w:eastAsia="zh-CN"/>
         </w:rPr>
       </w:pPr>
-      <w:bookmarkStart w:id="0" w:name="_GoBack"/>
-      <w:bookmarkEnd w:id="0"/>
     </w:p>
     <w:p>
       <w:pPr>
@@ -1733,101 +1731,8 @@
           <w:lang w:val="en-US" w:eastAsia="zh-CN"/>
         </w:rPr>
       </w:pPr>
-    </w:p>
-    <w:p>
-      <w:pPr>
-        <w:rPr>
-          <w:rFonts w:ascii="微软雅黑" w:hAnsi="微软雅黑" w:eastAsia="微软雅黑" w:cs="微软雅黑"/>
-          <w:b/>
-          <w:bCs/>
-          <w:spacing w:val="-7"/>
-          <w:sz w:val="24"/>
-          <w:szCs w:val="24"/>
-        </w:rPr>
-      </w:pPr>
-      <w:r>
-        <w:rPr>
-          <w:rFonts w:hint="eastAsia" w:ascii="微软雅黑" w:hAnsi="微软雅黑" w:eastAsia="微软雅黑" w:cs="微软雅黑"/>
-          <w:b/>
-          <w:bCs/>
-          <w:spacing w:val="-7"/>
-          <w:sz w:val="24"/>
-          <w:szCs w:val="24"/>
-          <w:lang w:val="en-US" w:eastAsia="zh-CN"/>
-        </w:rPr>
-        <w:t>推荐方案</w:t>
-      </w:r>
-      <w:r>
-        <w:rPr>
-          <w:rFonts w:ascii="微软雅黑" w:hAnsi="微软雅黑" w:eastAsia="微软雅黑" w:cs="微软雅黑"/>
-          <w:b/>
-          <w:bCs/>
-          <w:spacing w:val="-7"/>
-          <w:sz w:val="24"/>
-          <w:szCs w:val="24"/>
-        </w:rPr>
-        <w:t>：</w:t>
-      </w:r>
-    </w:p>
-    <w:p>
-      <w:pPr>
-        <w:rPr>
-          <w:rFonts w:hint="eastAsia" w:ascii="微软雅黑" w:hAnsi="微软雅黑" w:eastAsia="微软雅黑" w:cs="微软雅黑"/>
-          <w:lang w:val="en-US" w:eastAsia="zh-CN"/>
-        </w:rPr>
-      </w:pPr>
-      <w:r>
-        <w:rPr>
-          <w:rFonts w:hint="eastAsia" w:ascii="微软雅黑" w:hAnsi="微软雅黑" w:eastAsia="微软雅黑" w:cs="微软雅黑"/>
-          <w:lang w:val="en-US" w:eastAsia="zh-CN"/>
-        </w:rPr>
-        <w:t>{#recommend}</w:t>
-      </w:r>
-    </w:p>
-    <w:p>
-      <w:pPr>
-        <w:rPr>
-          <w:rFonts w:hint="eastAsia" w:ascii="微软雅黑" w:hAnsi="微软雅黑" w:eastAsia="微软雅黑" w:cs="微软雅黑"/>
-          <w:lang w:val="en-US" w:eastAsia="zh-CN"/>
-        </w:rPr>
-      </w:pPr>
-      <w:r>
-        <w:rPr>
-          <w:rFonts w:hint="eastAsia" w:ascii="微软雅黑" w:hAnsi="微软雅黑" w:eastAsia="微软雅黑" w:cs="微软雅黑"/>
-          <w:lang w:val="en-US" w:eastAsia="zh-CN"/>
-        </w:rPr>
-        <w:t>{text}</w:t>
-      </w:r>
-    </w:p>
-    <w:p>
-      <w:pPr>
-        <w:rPr>
-          <w:rFonts w:hint="eastAsia" w:ascii="微软雅黑" w:hAnsi="微软雅黑" w:eastAsia="微软雅黑" w:cs="微软雅黑"/>
-          <w:sz w:val="21"/>
-          <w:szCs w:val="21"/>
-          <w:lang w:val="en-US" w:eastAsia="zh-CN"/>
-        </w:rPr>
-      </w:pPr>
-      <w:r>
-        <w:rPr>
-          <w:rFonts w:hint="eastAsia" w:ascii="微软雅黑" w:hAnsi="微软雅黑" w:eastAsia="微软雅黑" w:cs="微软雅黑"/>
-          <w:lang w:val="en-US" w:eastAsia="zh-CN"/>
-        </w:rPr>
-        <w:t>{/recommend}</w:t>
-      </w:r>
-    </w:p>
-    <w:p>
-      <w:pPr>
-        <w:rPr>
-          <w:rFonts w:hint="default" w:ascii="微软雅黑" w:hAnsi="微软雅黑" w:eastAsia="微软雅黑" w:cs="微软雅黑"/>
-          <w:b/>
-          <w:bCs/>
-          <w:spacing w:val="-7"/>
-          <w:sz w:val="24"/>
-          <w:szCs w:val="24"/>
-          <w:lang w:val="en-US" w:eastAsia="zh-CN"/>
-        </w:rPr>
-      </w:pPr>
+      <w:bookmarkStart w:id="0" w:name="_GoBack"/>
+      <w:bookmarkEnd w:id="0"/>
     </w:p>
     <w:sectPr>
       <w:footerReference r:id="rId4" w:type="default"/>
